--- a/testakten/sozialrecht-elektrorollstuhl-koerner-oldenburg/27_klageerwiderung_kasse_komplett.docx
+++ b/testakten/sozialrecht-elektrorollstuhl-koerner-oldenburg/27_klageerwiderung_kasse_komplett.docx
@@ -202,19 +202,8 @@
         <w:t>Die Beklagte regt an, ein Gutachten zur tatsächlichen Gehfähigkeit und zur Eignung der vorhandenen Hilfsmittel einzuholen, bevor über die Notwendigkeit der begehrten elektrischen Versorgung entschieden wird.</w:t>
       </w:r>
     </w:p>
-    <w:p>
-      <w:r>
-        <w:rPr>
-          <w:rFonts w:ascii="Times New Roman" w:hAnsi="Times New Roman"/>
-          <w:b w:val="0"/>
-          <w:i w:val="0"/>
-          <w:sz w:val="22"/>
-        </w:rPr>
-        <w:t>Formathinweis: Dieses Aktenstück wird in Times New Roman, 11 pt, mit ausschließlich dezimaler Gliederung ausgegeben.</w:t>
-      </w:r>
-    </w:p>
     <w:sectPr>
-      <w:pgSz w:w="12240" w:h="15840"/>
+      <w:pgSz w:w="11906" w:h="16838"/>
       <w:pgMar w:top="1440" w:right="1800" w:bottom="1440" w:left="1800" w:header="720" w:footer="720" w:gutter="0"/>
       <w:cols w:space="720"/>
       <w:docGrid w:linePitch="360"/>
